--- a/VB/WordProcessingMailMerge/template.docx
+++ b/VB/WordProcessingMailMerge/template.docx
@@ -67,7 +67,7 @@
         </w:r>
       </w:fldSimple>
       <w:r>
-        <w:t xml:space="preserve"> for the position of </w:t>
+        <w:t xml:space="preserve"> for the position of</w:t>
       </w:r>
       <w:r>
         <w:t xml:space="preserve"> </w:t>
@@ -141,8 +141,13 @@
         <w:t xml:space="preserve"> motivated, hard-working employee who displayed great dedication to our company mission and toward their| professional duties. Our company benefited greatly from FirstName 's time with us</w:t>
       </w:r>
       <w:r>
-        <w:t>; we consider ourselves fortunate to have had them as a team member</w:t>
-      </w:r>
+        <w:t xml:space="preserve">; we consider ourselves fortunate to have had them as </w:t>
+      </w:r>
+      <w:proofErr w:type="gramStart"/>
+      <w:r>
+        <w:t>a team member</w:t>
+      </w:r>
+      <w:proofErr w:type="gramEnd"/>
       <w:r>
         <w:t xml:space="preserve">. I strongly believe that FirstName </w:t>
       </w:r>

--- a/VB/WordProcessingMailMerge/template.docx
+++ b/VB/WordProcessingMailMerge/template.docx
@@ -34,7 +34,7 @@
         <w:rPr>
           <w:noProof/>
         </w:rPr>
-        <w:t>3/10/2025</w:t>
+        <w:t>3/11/2025</w:t>
       </w:r>
       <w:r>
         <w:fldChar w:fldCharType="end"/>
@@ -50,36 +50,62 @@
         <w:jc w:val="both"/>
       </w:pPr>
       <w:r>
-        <w:t>My name is Steven Buchanan</w:t>
-      </w:r>
-      <w:r>
-        <w:t>,</w:t>
-      </w:r>
-      <w:r>
-        <w:t xml:space="preserve"> and I am the HR Manager at Ryder System Inc. I am pleased to recommend FirstName </w:t>
-      </w:r>
-      <w:fldSimple w:instr=" MERGEFIELD  LastName ">
-        <w:r>
-          <w:rPr>
-            <w:noProof/>
-          </w:rPr>
-          <w:t>«LastName»</w:t>
-        </w:r>
-      </w:fldSimple>
+        <w:t xml:space="preserve">My name is Steven Buchanan and I am the HR Manager at Ryder Systems, Inc. I am delighted to recommend </w:t>
+      </w:r>
+      <w:r>
+        <w:t xml:space="preserve">FirstName </w:t>
+      </w:r>
+      <w:r>
+        <w:fldChar w:fldCharType="begin"/>
+      </w:r>
+      <w:r>
+        <w:instrText xml:space="preserve"> MERGEFIELD  LastName </w:instrText>
+      </w:r>
+      <w:r>
+        <w:fldChar w:fldCharType="separate"/>
+      </w:r>
+      <w:r>
+        <w:rPr>
+          <w:noProof/>
+        </w:rPr>
+        <w:t>«LastName»</w:t>
+      </w:r>
+      <w:r>
+        <w:rPr>
+          <w:noProof/>
+        </w:rPr>
+        <w:fldChar w:fldCharType="end"/>
+      </w:r>
       <w:r>
         <w:t xml:space="preserve"> for the position of</w:t>
       </w:r>
       <w:r>
+        <w:t xml:space="preserve"> a</w:t>
+      </w:r>
+      <w:r>
         <w:t xml:space="preserve"> </w:t>
       </w:r>
-      <w:fldSimple w:instr=" MERGEFIELD  Title ">
-        <w:r>
-          <w:rPr>
-            <w:noProof/>
-          </w:rPr>
-          <w:t>«Title»</w:t>
-        </w:r>
-      </w:fldSimple>
+      <w:r>
+        <w:fldChar w:fldCharType="begin"/>
+      </w:r>
+      <w:r>
+        <w:instrText xml:space="preserve"> MERGEFIELD  Title </w:instrText>
+      </w:r>
+      <w:r>
+        <w:fldChar w:fldCharType="separate"/>
+      </w:r>
+      <w:r>
+        <w:rPr>
+          <w:noProof/>
+        </w:rPr>
+        <w:t>«Title»</w:t>
+      </w:r>
+      <w:r>
+        <w:rPr>
+          <w:noProof/>
+        </w:rPr>
+        <w:fldChar w:fldCharType="end"/>
+      </w:r>
       <w:r>
         <w:t xml:space="preserve"> </w:t>
       </w:r>
@@ -120,14 +146,27 @@
       <w:r>
         <w:t xml:space="preserve"> years, FirstName </w:t>
       </w:r>
-      <w:fldSimple w:instr=" MERGEFIELD  LastName ">
-        <w:r>
-          <w:rPr>
-            <w:noProof/>
-          </w:rPr>
-          <w:t>«LastName»</w:t>
-        </w:r>
-      </w:fldSimple>
+      <w:r>
+        <w:fldChar w:fldCharType="begin"/>
+      </w:r>
+      <w:r>
+        <w:instrText xml:space="preserve"> MERGEFIELD  LastName </w:instrText>
+      </w:r>
+      <w:r>
+        <w:fldChar w:fldCharType="separate"/>
+      </w:r>
+      <w:r>
+        <w:rPr>
+          <w:noProof/>
+        </w:rPr>
+        <w:t>«LastName»</w:t>
+      </w:r>
+      <w:r>
+        <w:rPr>
+          <w:noProof/>
+        </w:rPr>
+        <w:fldChar w:fldCharType="end"/>
+      </w:r>
       <w:r>
         <w:t xml:space="preserve"> </w:t>
       </w:r>
@@ -135,35 +174,46 @@
         <w:t xml:space="preserve">proved themselves to be </w:t>
       </w:r>
       <w:r>
-        <w:t>highly</w:t>
-      </w:r>
-      <w:r>
-        <w:t xml:space="preserve"> motivated, hard-working employee who displayed great dedication to our company mission and toward their| professional duties. Our company benefited greatly from FirstName 's time with us</w:t>
-      </w:r>
-      <w:r>
-        <w:t xml:space="preserve">; we consider ourselves fortunate to have had them as </w:t>
-      </w:r>
-      <w:proofErr w:type="gramStart"/>
-      <w:r>
-        <w:t>a team member</w:t>
-      </w:r>
-      <w:proofErr w:type="gramEnd"/>
-      <w:r>
-        <w:t xml:space="preserve">. I strongly believe that FirstName </w:t>
-      </w:r>
-      <w:fldSimple w:instr=" MERGEFIELD  LastName ">
-        <w:r>
-          <w:rPr>
-            <w:noProof/>
-          </w:rPr>
-          <w:t>«LastName»</w:t>
-        </w:r>
-      </w:fldSimple>
+        <w:t>proactive</w:t>
+      </w:r>
+      <w:r>
+        <w:t xml:space="preserve">, </w:t>
+      </w:r>
+      <w:r>
+        <w:t>diligent, and committed</w:t>
+      </w:r>
+      <w:r>
+        <w:t xml:space="preserve"> employee</w:t>
+      </w:r>
+      <w:r>
+        <w:t>.</w:t>
+      </w:r>
+      <w:r>
+        <w:t xml:space="preserve"> Our company benefited greatly from FirstName 's time with us</w:t>
+      </w:r>
+      <w:r>
+        <w:t xml:space="preserve"> and</w:t>
+      </w:r>
+      <w:r>
+        <w:t xml:space="preserve"> we consider ourselves fortunate to have had them</w:t>
+      </w:r>
       <w:r>
         <w:t xml:space="preserve"> </w:t>
       </w:r>
       <w:r>
-        <w:t xml:space="preserve">will be a valuable addition to your company and will exceed expectations as </w:t>
+        <w:t>as a part of the Ryder System family</w:t>
+      </w:r>
+      <w:r>
+        <w:t>.  FirstName will be</w:t>
+      </w:r>
+      <w:r>
+        <w:t xml:space="preserve"> </w:t>
+      </w:r>
+      <w:r>
+        <w:t>a wonderful and valuable addition to your team and will, no doubt, exceed your expectations for a</w:t>
+      </w:r>
+      <w:r>
+        <w:t xml:space="preserve"> </w:t>
       </w:r>
       <w:fldSimple w:instr=" MERGEFIELD  Title  \* MERGEFORMAT ">
         <w:r>
@@ -178,9 +228,6 @@
       </w:r>
     </w:p>
     <w:p>
-      <w:pPr>
-        <w:jc w:val="both"/>
-      </w:pPr>
       <w:r>
         <w:t>Please do not hesitate to contact me should you require any additional information.</w:t>
       </w:r>
@@ -1046,7 +1093,6 @@
   <w:style w:type="character" w:default="1" w:styleId="DefaultParagraphFont">
     <w:name w:val="Default Paragraph Font"/>
     <w:uiPriority w:val="1"/>
-    <w:semiHidden/>
     <w:unhideWhenUsed/>
   </w:style>
   <w:style w:type="table" w:default="1" w:styleId="TableNormal">
